--- a/기업/회계·세무/지출결의서.docx
+++ b/기업/회계·세무/지출결의서.docx
@@ -4,7 +4,7 @@
   <w:body>
     <w:p>
       <w:pPr>
-        <w:spacing w:after="26" w:before="0" w:line="312" w:lineRule="auto"/>
+        <w:spacing w:after="37" w:before="0" w:line="312" w:lineRule="auto"/>
         <w:jc w:val="center"/>
       </w:pPr>
       <w:r>
@@ -19,7 +19,7 @@
     </w:p>
     <w:p>
       <w:pPr>
-        <w:spacing w:after="66" w:before="0" w:line="312" w:lineRule="auto"/>
+        <w:spacing w:after="92" w:before="0" w:line="312" w:lineRule="auto"/>
         <w:jc w:val="left"/>
         <w:pBdr>
           <w:bottom w:val="single" w:sz="14" w:space="2" w:color="24384F"/>
@@ -49,7 +49,7 @@
       </w:tblGrid>
       <w:tr>
         <w:trPr>
-          <w:trHeight w:val="299" w:hRule="atLeast"/>
+          <w:trHeight w:val="417" w:hRule="atLeast"/>
         </w:trPr>
         <w:tc>
           <w:tcPr>
@@ -164,7 +164,7 @@
       </w:tr>
       <w:tr>
         <w:trPr>
-          <w:trHeight w:val="299" w:hRule="atLeast"/>
+          <w:trHeight w:val="417" w:hRule="atLeast"/>
         </w:trPr>
         <w:tc>
           <w:tcPr>
@@ -279,7 +279,7 @@
       </w:tr>
       <w:tr>
         <w:trPr>
-          <w:trHeight w:val="299" w:hRule="atLeast"/>
+          <w:trHeight w:val="417" w:hRule="atLeast"/>
         </w:trPr>
         <w:tc>
           <w:tcPr>
@@ -395,7 +395,7 @@
     </w:tbl>
     <w:p>
       <w:pPr>
-        <w:spacing w:after="26" w:before="0" w:line="312" w:lineRule="auto"/>
+        <w:spacing w:after="37" w:before="0" w:line="312" w:lineRule="auto"/>
         <w:jc w:val="left"/>
       </w:pPr>
       <w:r>
@@ -408,7 +408,7 @@
     </w:p>
     <w:p>
       <w:pPr>
-        <w:spacing w:after="26" w:before="53" w:line="312" w:lineRule="auto"/>
+        <w:spacing w:after="37" w:before="74" w:line="312" w:lineRule="auto"/>
         <w:jc w:val="left"/>
         <w:pBdr>
           <w:bottom w:val="single" w:sz="6" w:space="2" w:color="C9D2DD"/>
@@ -447,7 +447,7 @@
       </w:tblGrid>
       <w:tr>
         <w:trPr>
-          <w:trHeight w:val="299" w:hRule="atLeast"/>
+          <w:trHeight w:val="417" w:hRule="atLeast"/>
         </w:trPr>
         <w:tc>
           <w:tcPr>
@@ -507,7 +507,7 @@
       </w:tr>
       <w:tr>
         <w:trPr>
-          <w:trHeight w:val="299" w:hRule="atLeast"/>
+          <w:trHeight w:val="417" w:hRule="atLeast"/>
         </w:trPr>
         <w:tc>
           <w:tcPr>
@@ -568,7 +568,7 @@
     </w:tbl>
     <w:p>
       <w:pPr>
-        <w:spacing w:after="26" w:before="0" w:line="312" w:lineRule="auto"/>
+        <w:spacing w:after="37" w:before="0" w:line="312" w:lineRule="auto"/>
         <w:jc w:val="left"/>
       </w:pPr>
       <w:r>
@@ -597,7 +597,7 @@
       </w:tblGrid>
       <w:tr>
         <w:trPr>
-          <w:trHeight w:val="299" w:hRule="atLeast"/>
+          <w:trHeight w:val="417" w:hRule="atLeast"/>
         </w:trPr>
         <w:tc>
           <w:tcPr>
@@ -776,7 +776,7 @@
       </w:tr>
       <w:tr>
         <w:trPr>
-          <w:trHeight w:val="299" w:hRule="atLeast"/>
+          <w:trHeight w:val="417" w:hRule="atLeast"/>
         </w:trPr>
         <w:tc>
           <w:tcPr>
@@ -792,7 +792,7 @@
           <w:p>
             <w:pPr>
               <w:spacing w:after="0" w:line="312" w:lineRule="auto"/>
-              <w:jc w:val="left"/>
+              <w:jc w:val="center"/>
             </w:pPr>
             <w:r/>
             <w:r>
@@ -818,7 +818,7 @@
           <w:p>
             <w:pPr>
               <w:spacing w:after="0" w:line="312" w:lineRule="auto"/>
-              <w:jc w:val="left"/>
+              <w:jc w:val="center"/>
             </w:pPr>
             <w:r/>
             <w:r>
@@ -844,7 +844,7 @@
           <w:p>
             <w:pPr>
               <w:spacing w:after="0" w:line="312" w:lineRule="auto"/>
-              <w:jc w:val="left"/>
+              <w:jc w:val="center"/>
             </w:pPr>
             <w:r/>
             <w:r>
@@ -870,7 +870,7 @@
           <w:p>
             <w:pPr>
               <w:spacing w:after="0" w:line="312" w:lineRule="auto"/>
-              <w:jc w:val="left"/>
+              <w:jc w:val="center"/>
             </w:pPr>
             <w:r/>
             <w:r>
@@ -896,7 +896,7 @@
           <w:p>
             <w:pPr>
               <w:spacing w:after="0" w:line="312" w:lineRule="auto"/>
-              <w:jc w:val="left"/>
+              <w:jc w:val="center"/>
             </w:pPr>
             <w:r/>
             <w:r>
@@ -922,7 +922,7 @@
           <w:p>
             <w:pPr>
               <w:spacing w:after="0" w:line="312" w:lineRule="auto"/>
-              <w:jc w:val="left"/>
+              <w:jc w:val="center"/>
             </w:pPr>
             <w:r/>
             <w:r>
@@ -937,7 +937,7 @@
       </w:tr>
       <w:tr>
         <w:trPr>
-          <w:trHeight w:val="299" w:hRule="atLeast"/>
+          <w:trHeight w:val="417" w:hRule="atLeast"/>
         </w:trPr>
         <w:tc>
           <w:tcPr>
@@ -953,7 +953,7 @@
           <w:p>
             <w:pPr>
               <w:spacing w:after="0" w:line="312" w:lineRule="auto"/>
-              <w:jc w:val="left"/>
+              <w:jc w:val="center"/>
             </w:pPr>
             <w:r/>
             <w:r>
@@ -979,7 +979,7 @@
           <w:p>
             <w:pPr>
               <w:spacing w:after="0" w:line="312" w:lineRule="auto"/>
-              <w:jc w:val="left"/>
+              <w:jc w:val="center"/>
             </w:pPr>
             <w:r/>
             <w:r>
@@ -1005,7 +1005,7 @@
           <w:p>
             <w:pPr>
               <w:spacing w:after="0" w:line="312" w:lineRule="auto"/>
-              <w:jc w:val="left"/>
+              <w:jc w:val="center"/>
             </w:pPr>
             <w:r/>
             <w:r>
@@ -1031,7 +1031,7 @@
           <w:p>
             <w:pPr>
               <w:spacing w:after="0" w:line="312" w:lineRule="auto"/>
-              <w:jc w:val="left"/>
+              <w:jc w:val="center"/>
             </w:pPr>
             <w:r/>
             <w:r>
@@ -1057,7 +1057,7 @@
           <w:p>
             <w:pPr>
               <w:spacing w:after="0" w:line="312" w:lineRule="auto"/>
-              <w:jc w:val="left"/>
+              <w:jc w:val="center"/>
             </w:pPr>
             <w:r/>
             <w:r>
@@ -1083,7 +1083,7 @@
           <w:p>
             <w:pPr>
               <w:spacing w:after="0" w:line="312" w:lineRule="auto"/>
-              <w:jc w:val="left"/>
+              <w:jc w:val="center"/>
             </w:pPr>
             <w:r/>
             <w:r>
@@ -1098,7 +1098,7 @@
       </w:tr>
       <w:tr>
         <w:trPr>
-          <w:trHeight w:val="299" w:hRule="atLeast"/>
+          <w:trHeight w:val="417" w:hRule="atLeast"/>
         </w:trPr>
         <w:tc>
           <w:tcPr>
@@ -1114,7 +1114,7 @@
           <w:p>
             <w:pPr>
               <w:spacing w:after="0" w:line="312" w:lineRule="auto"/>
-              <w:jc w:val="left"/>
+              <w:jc w:val="center"/>
             </w:pPr>
             <w:r/>
             <w:r>
@@ -1140,7 +1140,7 @@
           <w:p>
             <w:pPr>
               <w:spacing w:after="0" w:line="312" w:lineRule="auto"/>
-              <w:jc w:val="left"/>
+              <w:jc w:val="center"/>
             </w:pPr>
             <w:r/>
             <w:r>
@@ -1166,7 +1166,7 @@
           <w:p>
             <w:pPr>
               <w:spacing w:after="0" w:line="312" w:lineRule="auto"/>
-              <w:jc w:val="left"/>
+              <w:jc w:val="center"/>
             </w:pPr>
             <w:r/>
             <w:r>
@@ -1192,7 +1192,7 @@
           <w:p>
             <w:pPr>
               <w:spacing w:after="0" w:line="312" w:lineRule="auto"/>
-              <w:jc w:val="left"/>
+              <w:jc w:val="center"/>
             </w:pPr>
             <w:r/>
             <w:r>
@@ -1218,7 +1218,7 @@
           <w:p>
             <w:pPr>
               <w:spacing w:after="0" w:line="312" w:lineRule="auto"/>
-              <w:jc w:val="left"/>
+              <w:jc w:val="center"/>
             </w:pPr>
             <w:r/>
             <w:r>
@@ -1244,7 +1244,7 @@
           <w:p>
             <w:pPr>
               <w:spacing w:after="0" w:line="312" w:lineRule="auto"/>
-              <w:jc w:val="left"/>
+              <w:jc w:val="center"/>
             </w:pPr>
             <w:r/>
             <w:r>
@@ -1260,7 +1260,7 @@
     </w:tbl>
     <w:p>
       <w:pPr>
-        <w:spacing w:after="26" w:before="0" w:line="312" w:lineRule="auto"/>
+        <w:spacing w:after="37" w:before="0" w:line="312" w:lineRule="auto"/>
         <w:jc w:val="left"/>
       </w:pPr>
       <w:r>
@@ -1287,7 +1287,7 @@
       </w:tblGrid>
       <w:tr>
         <w:trPr>
-          <w:trHeight w:val="299" w:hRule="atLeast"/>
+          <w:trHeight w:val="417" w:hRule="atLeast"/>
         </w:trPr>
         <w:tc>
           <w:tcPr>
@@ -1399,7 +1399,7 @@
       </w:tr>
       <w:tr>
         <w:trPr>
-          <w:trHeight w:val="299" w:hRule="atLeast"/>
+          <w:trHeight w:val="417" w:hRule="atLeast"/>
         </w:trPr>
         <w:tc>
           <w:tcPr>
@@ -1511,7 +1511,7 @@
       </w:tr>
       <w:tr>
         <w:trPr>
-          <w:trHeight w:val="299" w:hRule="atLeast"/>
+          <w:trHeight w:val="417" w:hRule="atLeast"/>
         </w:trPr>
         <w:tc>
           <w:tcPr>
@@ -1623,7 +1623,7 @@
       </w:tr>
       <w:tr>
         <w:trPr>
-          <w:trHeight w:val="299" w:hRule="atLeast"/>
+          <w:trHeight w:val="417" w:hRule="atLeast"/>
         </w:trPr>
         <w:tc>
           <w:tcPr>
@@ -1736,7 +1736,7 @@
     </w:tbl>
     <w:p>
       <w:pPr>
-        <w:spacing w:after="26" w:before="0" w:line="312" w:lineRule="auto"/>
+        <w:spacing w:after="37" w:before="0" w:line="312" w:lineRule="auto"/>
         <w:jc w:val="left"/>
       </w:pPr>
       <w:r>
@@ -1749,7 +1749,7 @@
     </w:p>
     <w:p>
       <w:pPr>
-        <w:spacing w:after="26" w:before="53" w:line="312" w:lineRule="auto"/>
+        <w:spacing w:after="37" w:before="74" w:line="312" w:lineRule="auto"/>
         <w:jc w:val="left"/>
         <w:pBdr>
           <w:bottom w:val="single" w:sz="6" w:space="2" w:color="C9D2DD"/>
@@ -1776,7 +1776,7 @@
     </w:p>
     <w:p>
       <w:pPr>
-        <w:spacing w:after="26" w:before="0" w:line="312" w:lineRule="auto"/>
+        <w:spacing w:after="37" w:before="0" w:line="312" w:lineRule="auto"/>
         <w:ind w:left="170"/>
         <w:jc w:val="left"/>
       </w:pPr>
@@ -1791,7 +1791,7 @@
     </w:p>
     <w:p>
       <w:pPr>
-        <w:spacing w:after="26" w:before="0" w:line="312" w:lineRule="auto"/>
+        <w:spacing w:after="37" w:before="0" w:line="312" w:lineRule="auto"/>
         <w:ind w:left="170"/>
         <w:jc w:val="left"/>
       </w:pPr>
@@ -1806,7 +1806,7 @@
     </w:p>
     <w:p>
       <w:pPr>
-        <w:spacing w:after="26" w:before="0" w:line="312" w:lineRule="auto"/>
+        <w:spacing w:after="37" w:before="0" w:line="312" w:lineRule="auto"/>
         <w:ind w:left="170"/>
         <w:jc w:val="left"/>
       </w:pPr>
@@ -1821,7 +1821,7 @@
     </w:p>
     <w:p>
       <w:pPr>
-        <w:spacing w:after="26" w:before="0" w:line="312" w:lineRule="auto"/>
+        <w:spacing w:after="37" w:before="0" w:line="312" w:lineRule="auto"/>
         <w:ind w:left="170"/>
         <w:jc w:val="left"/>
       </w:pPr>
@@ -1836,7 +1836,7 @@
     </w:p>
     <w:p>
       <w:pPr>
-        <w:spacing w:after="26" w:before="0" w:line="312" w:lineRule="auto"/>
+        <w:spacing w:after="37" w:before="0" w:line="312" w:lineRule="auto"/>
         <w:jc w:val="left"/>
       </w:pPr>
       <w:r>
@@ -1862,7 +1862,7 @@
       </w:tblGrid>
       <w:tr>
         <w:trPr>
-          <w:trHeight w:val="449" w:hRule="atLeast"/>
+          <w:trHeight w:val="625" w:hRule="atLeast"/>
         </w:trPr>
         <w:tc>
           <w:tcPr>
@@ -1885,7 +1885,7 @@
               <w:rPr>
                 <w:rFonts w:ascii="Malgun Gothic" w:hAnsi="Malgun Gothic" w:eastAsia="Malgun Gothic" w:cs="Malgun Gothic"/>
                 <w:b w:val="0"/>
-                <w:sz w:val="20"/>
+                <w:sz w:val="19"/>
               </w:rPr>
             </w:r>
           </w:p>
@@ -1894,7 +1894,7 @@
     </w:tbl>
     <w:p>
       <w:pPr>
-        <w:spacing w:after="26" w:before="0" w:line="312" w:lineRule="auto"/>
+        <w:spacing w:after="37" w:before="0" w:line="312" w:lineRule="auto"/>
         <w:jc w:val="left"/>
       </w:pPr>
       <w:r>
@@ -1907,7 +1907,7 @@
     </w:p>
     <w:p>
       <w:pPr>
-        <w:spacing w:after="26" w:before="53" w:line="312" w:lineRule="auto"/>
+        <w:spacing w:after="37" w:before="74" w:line="312" w:lineRule="auto"/>
         <w:jc w:val="left"/>
         <w:pBdr>
           <w:bottom w:val="single" w:sz="6" w:space="2" w:color="C9D2DD"/>
@@ -1948,7 +1948,7 @@
       </w:tblGrid>
       <w:tr>
         <w:trPr>
-          <w:trHeight w:val="748" w:hRule="atLeast"/>
+          <w:trHeight w:val="1043" w:hRule="atLeast"/>
         </w:trPr>
         <w:tc>
           <w:tcPr>
@@ -2061,7 +2061,7 @@
       </w:tr>
       <w:tr>
         <w:trPr>
-          <w:trHeight w:val="748" w:hRule="atLeast"/>
+          <w:trHeight w:val="1043" w:hRule="atLeast"/>
         </w:trPr>
         <w:tc>
           <w:tcPr>
@@ -2175,7 +2175,7 @@
     </w:tbl>
     <w:p>
       <w:pPr>
-        <w:spacing w:after="26" w:before="0" w:line="312" w:lineRule="auto"/>
+        <w:spacing w:after="37" w:before="0" w:line="312" w:lineRule="auto"/>
         <w:jc w:val="left"/>
       </w:pPr>
       <w:r>
@@ -2188,7 +2188,7 @@
     </w:p>
     <w:p>
       <w:pPr>
-        <w:spacing w:after="0" w:before="40" w:line="312" w:lineRule="auto"/>
+        <w:spacing w:after="0" w:before="55" w:line="312" w:lineRule="auto"/>
         <w:jc w:val="left"/>
       </w:pPr>
       <w:r>
